--- a/klagomål/A 31968-2023 FSC-klagomål.docx
+++ b/klagomål/A 31968-2023 FSC-klagomål.docx
@@ -760,7 +760,7 @@
     <w:r>
       <w:tab/>
       <w:tab/>
-      <w:t>2026-06-18</w:t>
+      <w:t>2026-06-19</w:t>
       <w:br/>
       <w:br/>
     </w:r>

--- a/klagomål/A 31968-2023 FSC-klagomål.docx
+++ b/klagomål/A 31968-2023 FSC-klagomål.docx
@@ -760,7 +760,7 @@
     <w:r>
       <w:tab/>
       <w:tab/>
-      <w:t>2026-06-19</w:t>
+      <w:t>2026-06-20</w:t>
       <w:br/>
       <w:br/>
     </w:r>

--- a/klagomål/A 31968-2023 FSC-klagomål.docx
+++ b/klagomål/A 31968-2023 FSC-klagomål.docx
@@ -168,38 +168,7 @@
     </w:p>
     <w:p>
       <w:r>
-        <w:t>Detta dokument behandlar höga naturvärden i avverkningsanmälan A 31968-2023 i Ljungby kommun som inkom 2023-07-12 och omfattar 1,1 ha.</w:t>
-      </w:r>
-    </w:p>
-    <w:p>
-      <w:r>
-        <w:t>Nedan presenteras fynd av naturvårdsarter och fridlysta arter som gjorts i det avverkningsanmälda området, samt relevanta utdrag ur standarderna för FSC, Chain of Custody, Controlled Wood och PEFC.</w:t>
-      </w:r>
-    </w:p>
-    <w:p>
-      <w:r>
-        <w:t>Vi förväntar oss att ni återkommer med ett skriftligt svar på vårt klagomål och även beskriver vilka korrigerande åtgärder ni satt in för att rätta till identifierade brister i er efterlevnad av den svenska FSC standarden.</w:t>
-      </w:r>
-    </w:p>
-    <w:p>
-      <w:pPr>
-        <w:pStyle w:val="Heading1"/>
-      </w:pPr>
-      <w:r>
-        <w:t>Naturvårdsarter</w:t>
-      </w:r>
-    </w:p>
-    <w:p>
-      <w:r>
-        <w:t>I och inom 1 meter från avverkningsanmälan har följande 2 naturvårdsarter hittats: gullpudra (NT, T) och nötkråka (NT, T, §4). Av dessa är 2 rödlistade. För rödlistade arter har rödlistekategorin angivits inom parentes. Typiska arter inom Natura 2000 som är kopplade till skogsekosystem har markerats med (T). För fridlysta arter anges även paragrafen i Artskyddsförordningen som arten är fridlyst enligt.</w:t>
-      </w:r>
-    </w:p>
-    <w:p>
-      <w:r>
-        <w:t>De påträffade naturvårdsarterna är ett tydligt kvitto på att det rör sig om en skog med höga naturvärden.</w:t>
-      </w:r>
-      <w:r>
-        <w:t xml:space="preserve"> I Figur 1 visas fyndplatser för naturvårdsarter i området, som finns registrerade på Artportalen.</w:t>
+        <w:t>Detta klagomål behandlar höga naturvärden i avverkningsanmälan A 31968-2023 i Ljungby kommun som inkom 2023-07-12 och omfattar 1,1 ha.</w:t>
       </w:r>
     </w:p>
     <w:p>
@@ -247,67 +216,35 @@
         <w:spacing w:after="240"/>
       </w:pPr>
       <w:r>
-        <w:t>Figur 1. Fyndplatser för naturvårdsarter i och inom 1 meter från avverkningsanmälan (röd linje). Markörer utan svart kant är placerade på fyndplatsen. Markörer med svart kant är placerade vid sidan av fyndplatsen och har ett svart streck som visar fyndplatsens exakta position. Kartans mittpunktskoordinat är N 6310860, E 448454 i SWEREF 99 TM.</w:t>
+        <w:t>Figur 1. Fyndplatser för naturvårdsarter i och inom 1 meter från avverkningsanmälan. Markörer utan svart kant är placerade på fyndplatsen. Markörer med svart kant är placerade vid sidan av fyndplatsen har ett svart streck som visar fyndplatsens exakta position. Kartans mittpunktskoordinat är N 6310860, E 448454 i SWEREF 99 TM.</w:t>
+      </w:r>
+    </w:p>
+    <w:p>
+      <w:r>
+        <w:t>I och inom 1 meter från avverkningsanmälan finns fynd av 2 naturvårdsarter, varav 2 är rödlistade, 1 är fridlyst och 2 är typiska (T): gullpudra (NT, T) och nötkråka (NT, T, §4). Se Figur 1.</w:t>
+      </w:r>
+    </w:p>
+    <w:p>
+      <w:r>
+        <w:t>Nedan presenteras relevanta utdrag ur standarderna för FSC, Chain of Custody, Controlled Wood och PEFC.</w:t>
+      </w:r>
+    </w:p>
+    <w:p>
+      <w:r>
+        <w:t>Vi förväntar oss att ni återkommer med ett skriftligt svar på vårt klagomål och även beskriver vilka korrigerande åtgärder ni satt in för att rätta till identifierade brister i er efterlevnad av den svenska FSC standarden.</w:t>
       </w:r>
     </w:p>
     <w:p>
       <w:pPr>
-        <w:pStyle w:val="Heading2"/>
+        <w:pStyle w:val="Heading1"/>
       </w:pPr>
       <w:r>
-        <w:t>Fridlysta arter</w:t>
+        <w:t>Naturvårdsarter och fridlysta arter</w:t>
       </w:r>
     </w:p>
     <w:p>
       <w:r>
-        <w:t>Följande fridlysta arter har sina livsmiljöer och växtplatser i den avverkningsanmälda skogen: nötkråka (NT, T, §4).</w:t>
-      </w:r>
-    </w:p>
-    <w:p>
-      <w:r>
-        <w:t xml:space="preserve">Observera att medlemsländerna är skyldiga att agera i enlighet med EU:s fågeldirektiv där det uttryckligen står att direktivet gäller för fåglar samt för deras ägg, bon och </w:t>
-      </w:r>
-      <w:r>
-        <w:rPr>
-          <w:b/>
-        </w:rPr>
-        <w:t xml:space="preserve">livsmiljöer </w:t>
-      </w:r>
-      <w:r>
-        <w:t>(artikel 1). Vidare att de åtgärder som vidtas inte får leda till en försämring av den nuvarande situationen beträffande bevarandet av de fågelarter som avses i artikel 1 (artikel 13). Fågeldirektivet är styrande för tillsynsansvariga myndigheters ärendehantering, ställningstaganden och beslutsfattande.</w:t>
-      </w:r>
-    </w:p>
-    <w:p>
-      <w:r>
-        <w:rPr>
-          <w:b/>
-        </w:rPr>
-        <w:t>Nötkråka (NT, §4)</w:t>
-      </w:r>
-      <w:r>
-        <w:t xml:space="preserve"> är uppdelad på de två underarterna tjocknäbbad nötkråka (NT) som häckar i mossrik granskog med närbelägna hasselbestånd i södra och mellersta Sverige samt smalnäbbad nötkråka som är specialiserad på sibirisk cembratall i norra Sverige. Minskningstakten, som framför allt rör den tjocknäbbade nötkråkan (NT), har uppgått till 25 (10–40) % under de senaste 15 åren och bedöms vara nära gränsvärdet för sårbar (VU). Minskningen avser förekomstarea, kvalitén på artens habitat (minskad förekomst av hassel och försämrade häckningsmiljöer i barrskog) och antalet reproduktiva individer. Reviren har en storlek på 12–15 hektar och den häckar i mossrik äldre granskog med närbelägna hasselbestånd inom 5–6 km avstånd från häckningsområdet.</w:t>
-      </w:r>
-    </w:p>
-    <w:p>
-      <w:r>
-        <w:t xml:space="preserve">Avverkning, gallring och röjning av såväl granskog i häckningsreviret som hassel i födosöksområdena missgynnar nötkråkan kraftigt och det kan ta åtskilliga decennier innan skogen åter blir lämplig för häckning. För att säkerställa existensen för den tjocknäbbade nötkråkan bör de förekomster av hassel, som nu visat sig tillräckliga för nötkråkan, bevaras. Hasselbuskar bör inte huggas ned i hagmarker eller intill åkrar där nötkråkor födosöker, eftersom dessa fristående buskar ger betydligt mer nötter än hasselbuskar som står i skog. Likaså är bevarande av nuvarande karaktär hos sådan granskog, som nu genom angränsande hasselförekomst visat sig kunna hysa en nötkråkestam, nödvändig. Nötkråka är typisk art för </w:t>
-      </w:r>
-      <w:r>
-        <w:rPr>
-          <w:i/>
-        </w:rPr>
-        <w:t>9010 Taiga</w:t>
-      </w:r>
-      <w:r>
-        <w:t xml:space="preserve"> (SLU Artdatabanken, 2026; Skogsstyrelsen, 2016).</w:t>
-      </w:r>
-    </w:p>
-    <w:p>
-      <w:pPr>
-        <w:pStyle w:val="Heading2"/>
-      </w:pPr>
-      <w:r>
-        <w:t>Övriga naturvårdsarter</w:t>
+        <w:t>Nedan följer beskrivningar av de naturvårdsarter och fridlysta arter som har sina livsmiljöer och växtplatser i den avverkningsanmälda skogen. De påträffade naturvårdsarterna är ett tydligt kvitto på att det rör sig om en skog med höga naturvärden.</w:t>
       </w:r>
     </w:p>
     <w:p>
@@ -337,6 +274,31 @@
       </w:r>
       <w:r>
         <w:t xml:space="preserve"> (SLU Artdatabanken, 2026).</w:t>
+      </w:r>
+    </w:p>
+    <w:p>
+      <w:r>
+        <w:rPr>
+          <w:b/>
+        </w:rPr>
+        <w:t>Nötkråka (NT, §4)</w:t>
+      </w:r>
+      <w:r>
+        <w:t xml:space="preserve"> är uppdelad på de två underarterna tjocknäbbad nötkråka (NT) som häckar i mossrik granskog med närbelägna hasselbestånd i södra och mellersta Sverige samt smalnäbbad nötkråka som är specialiserad på sibirisk cembratall i norra Sverige. Minskningstakten, som framför allt rör den tjocknäbbade nötkråkan (NT), har uppgått till 25 (10–40) % under de senaste 15 åren och bedöms vara nära gränsvärdet för sårbar (VU). Minskningen avser förekomstarea, kvalitén på artens habitat (minskad förekomst av hassel och försämrade häckningsmiljöer i barrskog) och antalet reproduktiva individer. Reviren har en storlek på 12–15 hektar och den häckar i mossrik äldre granskog med närbelägna hasselbestånd inom 5–6 km avstånd från häckningsområdet.</w:t>
+      </w:r>
+    </w:p>
+    <w:p>
+      <w:r>
+        <w:t xml:space="preserve">Avverkning, gallring och röjning av såväl granskog i häckningsreviret som hassel i födosöksområdena missgynnar nötkråkan kraftigt och det kan ta åtskilliga decennier innan skogen åter blir lämplig för häckning. För att säkerställa existensen för den tjocknäbbade nötkråkan bör de förekomster av hassel, som nu visat sig tillräckliga för nötkråkan, bevaras. Hasselbuskar bör inte huggas ned i hagmarker eller intill åkrar där nötkråkor födosöker, eftersom dessa fristående buskar ger betydligt mer nötter än hasselbuskar som står i skog. Likaså är bevarande av nuvarande karaktär hos sådan granskog, som nu genom angränsande hasselförekomst visat sig kunna hysa en nötkråkestam, nödvändig. Nötkråka är typisk art för </w:t>
+      </w:r>
+      <w:r>
+        <w:rPr>
+          <w:i/>
+        </w:rPr>
+        <w:t>9010 Taiga</w:t>
+      </w:r>
+      <w:r>
+        <w:t xml:space="preserve"> (SLU Artdatabanken, 2026; Skogsstyrelsen, 2016).</w:t>
       </w:r>
     </w:p>
     <w:p>
@@ -760,7 +722,7 @@
     <w:r>
       <w:tab/>
       <w:tab/>
-      <w:t>2026-06-20</w:t>
+      <w:t>2026-06-21</w:t>
       <w:br/>
       <w:br/>
     </w:r>

--- a/klagomål/A 31968-2023 FSC-klagomål.docx
+++ b/klagomål/A 31968-2023 FSC-klagomål.docx
@@ -722,7 +722,7 @@
     <w:r>
       <w:tab/>
       <w:tab/>
-      <w:t>2026-06-21</w:t>
+      <w:t>2026-06-22</w:t>
       <w:br/>
       <w:br/>
     </w:r>

--- a/klagomål/A 31968-2023 FSC-klagomål.docx
+++ b/klagomål/A 31968-2023 FSC-klagomål.docx
@@ -722,7 +722,7 @@
     <w:r>
       <w:tab/>
       <w:tab/>
-      <w:t>2026-06-22</w:t>
+      <w:t>2026-06-23</w:t>
       <w:br/>
       <w:br/>
     </w:r>

--- a/klagomål/A 31968-2023 FSC-klagomål.docx
+++ b/klagomål/A 31968-2023 FSC-klagomål.docx
@@ -722,7 +722,7 @@
     <w:r>
       <w:tab/>
       <w:tab/>
-      <w:t>2026-06-23</w:t>
+      <w:t>2026-06-24</w:t>
       <w:br/>
       <w:br/>
     </w:r>
